--- a/Unit 1 - Get started in Unity/2-Create a balanced primitive structure.docx
+++ b/Unit 1 - Get started in Unity/2-Create a balanced primitive structure.docx
@@ -1,6 +1,6 @@
 
 <file path=word/document.xml><?xml version="1.0" encoding="utf-8"?>
-<w:document xmlns:wpc="http://schemas.microsoft.com/office/word/2010/wordprocessingCanvas" xmlns:cx="http://schemas.microsoft.com/office/drawing/2014/chartex" xmlns:cx1="http://schemas.microsoft.com/office/drawing/2015/9/8/chartex" xmlns:cx2="http://schemas.microsoft.com/office/drawing/2015/10/21/chartex" xmlns:cx3="http://schemas.microsoft.com/office/drawing/2016/5/9/chartex" xmlns:cx4="http://schemas.microsoft.com/office/drawing/2016/5/10/chartex" xmlns:cx5="http://schemas.microsoft.com/office/drawing/2016/5/11/chartex" xmlns:cx6="http://schemas.microsoft.com/office/drawing/2016/5/12/chartex" xmlns:cx7="http://schemas.microsoft.com/office/drawing/2016/5/13/chartex" xmlns:cx8="http://schemas.microsoft.com/office/drawing/2016/5/14/chartex" xmlns:mc="http://schemas.openxmlformats.org/markup-compatibility/2006" xmlns:m="http://schemas.openxmlformats.org/officeDocument/2006/math" xmlns:aink="http://schemas.microsoft.com/office/drawing/2016/ink" xmlns:am3d="http://schemas.microsoft.com/office/drawing/2017/model3d" xmlns:oel="http://schemas.microsoft.com/office/2019/extlst" xmlns:r="http://schemas.openxmlformats.org/officeDocument/2006/relationships" xmlns:wp14="http://schemas.microsoft.com/office/word/2010/wordprocessingDrawing" xmlns:wp="http://schemas.openxmlformats.org/drawingml/2006/wordprocessingDrawing" xmlns:wpg="http://schemas.microsoft.com/office/word/2010/wordprocessingGroup" xmlns:wpi="http://schemas.microsoft.com/office/word/2010/wordprocessingInk" xmlns:wps="http://schemas.microsoft.com/office/word/2010/wordprocessingShape" xmlns:o="urn:schemas-microsoft-com:office:office" xmlns:v="urn:schemas-microsoft-com:vml" xmlns:w10="urn:schemas-microsoft-com:office:word" xmlns:w="http://schemas.openxmlformats.org/wordprocessingml/2006/main" xmlns:w14="http://schemas.microsoft.com/office/word/2010/wordml" xmlns:w15="http://schemas.microsoft.com/office/word/2012/wordml" xmlns:w16cex="http://schemas.microsoft.com/office/word/2018/wordml/cex" xmlns:w16cid="http://schemas.microsoft.com/office/word/2016/wordml/cid" xmlns:w16="http://schemas.microsoft.com/office/word/2018/wordml" xmlns:w16sdtdh="http://schemas.microsoft.com/office/word/2020/wordml/sdtdatahash" xmlns:w16sdtfl="http://schemas.microsoft.com/office/word/2024/wordml/sdtformatlock" xmlns:w16se="http://schemas.microsoft.com/office/word/2015/wordml/symex" xmlns:w16du="http://schemas.microsoft.com/office/word/2023/wordml/word16du" xmlns:wne="http://schemas.microsoft.com/office/word/2006/wordml" mc:Ignorable="w14 w15 w16se w16cid w16 w16cex w16sdtdh w16sdtfl w16du wp14">
+<w:document xmlns:wpc="http://schemas.microsoft.com/office/word/2010/wordprocessingCanvas" xmlns:cx="http://schemas.microsoft.com/office/drawing/2014/chartex" xmlns:cx1="http://schemas.microsoft.com/office/drawing/2015/9/8/chartex" xmlns:cx2="http://schemas.microsoft.com/office/drawing/2015/10/21/chartex" xmlns:cx3="http://schemas.microsoft.com/office/drawing/2016/5/9/chartex" xmlns:cx4="http://schemas.microsoft.com/office/drawing/2016/5/10/chartex" xmlns:cx5="http://schemas.microsoft.com/office/drawing/2016/5/11/chartex" xmlns:cx6="http://schemas.microsoft.com/office/drawing/2016/5/12/chartex" xmlns:cx7="http://schemas.microsoft.com/office/drawing/2016/5/13/chartex" xmlns:cx8="http://schemas.microsoft.com/office/drawing/2016/5/14/chartex" xmlns:mc="http://schemas.openxmlformats.org/markup-compatibility/2006" xmlns:aink="http://schemas.microsoft.com/office/drawing/2016/ink" xmlns:am3d="http://schemas.microsoft.com/office/drawing/2017/model3d" xmlns:o="urn:schemas-microsoft-com:office:office" xmlns:oel="http://schemas.microsoft.com/office/2019/extlst" xmlns:r="http://schemas.openxmlformats.org/officeDocument/2006/relationships" xmlns:m="http://schemas.openxmlformats.org/officeDocument/2006/math" xmlns:v="urn:schemas-microsoft-com:vml" xmlns:wp14="http://schemas.microsoft.com/office/word/2010/wordprocessingDrawing" xmlns:wp="http://schemas.openxmlformats.org/drawingml/2006/wordprocessingDrawing" xmlns:w10="urn:schemas-microsoft-com:office:word" xmlns:w="http://schemas.openxmlformats.org/wordprocessingml/2006/main" xmlns:w14="http://schemas.microsoft.com/office/word/2010/wordml" xmlns:w15="http://schemas.microsoft.com/office/word/2012/wordml" xmlns:w16cex="http://schemas.microsoft.com/office/word/2018/wordml/cex" xmlns:w16cid="http://schemas.microsoft.com/office/word/2016/wordml/cid" xmlns:w16="http://schemas.microsoft.com/office/word/2018/wordml" xmlns:w16du="http://schemas.microsoft.com/office/word/2023/wordml/word16du" xmlns:w16sdtdh="http://schemas.microsoft.com/office/word/2020/wordml/sdtdatahash" xmlns:w16sdtfl="http://schemas.microsoft.com/office/word/2024/wordml/sdtformatlock" xmlns:w16se="http://schemas.microsoft.com/office/word/2015/wordml/symex" xmlns:wpg="http://schemas.microsoft.com/office/word/2010/wordprocessingGroup" xmlns:wpi="http://schemas.microsoft.com/office/word/2010/wordprocessingInk" xmlns:wne="http://schemas.microsoft.com/office/word/2006/wordml" xmlns:wps="http://schemas.microsoft.com/office/word/2010/wordprocessingShape" mc:Ignorable="w14 w15 w16se w16cid w16 w16cex w16sdtdh w16sdtfl w16du wp14">
   <w:body>
     <w:p>
       <w:pPr>
@@ -53,21 +53,6 @@
           <w14:ligatures w14:val="none"/>
         </w:rPr>
       </w:pPr>
-      <w:r>
-        <w:rPr>
-          <w:rFonts w:ascii="Arial" w:eastAsia="Times New Roman" w:hAnsi="Arial" w:cs="Arial"/>
-          <w:b/>
-          <w:bCs/>
-          <w:color w:val="000000"/>
-          <w:spacing w:val="13"/>
-          <w:kern w:val="0"/>
-          <w:sz w:val="21"/>
-          <w:szCs w:val="21"/>
-          <w:bdr w:val="single" w:sz="2" w:space="0" w:color="E6E6E6" w:frame="1"/>
-          <w14:ligatures w14:val="none"/>
-        </w:rPr>
-        <w:t>Q&amp;A (0)</w:t>
-      </w:r>
     </w:p>
     <w:p>
       <w:pPr>
@@ -94,32 +79,6 @@
           <w14:ligatures w14:val="none"/>
         </w:rPr>
         <w:t>In this challenge, you’ll construct a unique sculpture using a variety of Unity primitives that remains balanced even with gravity enabled.</w:t>
-      </w:r>
-    </w:p>
-    <w:p>
-      <w:pPr>
-        <w:shd w:val="clear" w:color="auto" w:fill="FFFFFF"/>
-        <w:spacing w:after="0" w:line="240" w:lineRule="auto"/>
-        <w:rPr>
-          <w:rFonts w:ascii="Arial" w:eastAsia="Times New Roman" w:hAnsi="Arial" w:cs="Arial"/>
-          <w:color w:val="000000"/>
-          <w:kern w:val="0"/>
-          <w:sz w:val="27"/>
-          <w:szCs w:val="27"/>
-          <w14:ligatures w14:val="none"/>
-        </w:rPr>
-      </w:pPr>
-      <w:r>
-        <w:rPr>
-          <w:rFonts w:ascii="Arial" w:eastAsia="Times New Roman" w:hAnsi="Arial" w:cs="Arial"/>
-          <w:color w:val="000000"/>
-          <w:kern w:val="0"/>
-          <w:sz w:val="27"/>
-          <w:szCs w:val="27"/>
-          <w:bdr w:val="none" w:sz="0" w:space="0" w:color="auto" w:frame="1"/>
-          <w14:ligatures w14:val="none"/>
-        </w:rPr>
-        <w:t>Play Video</w:t>
       </w:r>
     </w:p>
     <w:p>
@@ -295,31 +254,6 @@
     </w:p>
     <w:p>
       <w:pPr>
-        <w:shd w:val="clear" w:color="auto" w:fill="FFFFFF"/>
-        <w:spacing w:after="0" w:line="240" w:lineRule="auto"/>
-        <w:rPr>
-          <w:rFonts w:ascii="Arial" w:eastAsia="Times New Roman" w:hAnsi="Arial" w:cs="Arial"/>
-          <w:color w:val="000000"/>
-          <w:kern w:val="0"/>
-          <w:sz w:val="27"/>
-          <w:szCs w:val="27"/>
-          <w14:ligatures w14:val="none"/>
-        </w:rPr>
-      </w:pPr>
-      <w:r>
-        <w:rPr>
-          <w:rFonts w:ascii="Arial" w:eastAsia="Times New Roman" w:hAnsi="Arial" w:cs="Arial"/>
-          <w:color w:val="000000"/>
-          <w:kern w:val="0"/>
-          <w:sz w:val="27"/>
-          <w:szCs w:val="27"/>
-          <w14:ligatures w14:val="none"/>
-        </w:rPr>
-        <w:t>Mark step incomplete</w:t>
-      </w:r>
-    </w:p>
-    <w:p>
-      <w:pPr>
         <w:pBdr>
           <w:top w:val="single" w:sz="2" w:space="0" w:color="E6E6E6"/>
           <w:left w:val="single" w:sz="2" w:space="0" w:color="E6E6E6"/>
@@ -369,21 +303,6 @@
           <w14:ligatures w14:val="none"/>
         </w:rPr>
       </w:pPr>
-      <w:r>
-        <w:rPr>
-          <w:rFonts w:ascii="Arial" w:eastAsia="Times New Roman" w:hAnsi="Arial" w:cs="Arial"/>
-          <w:b/>
-          <w:bCs/>
-          <w:color w:val="000000"/>
-          <w:spacing w:val="13"/>
-          <w:kern w:val="0"/>
-          <w:sz w:val="21"/>
-          <w:szCs w:val="21"/>
-          <w:bdr w:val="single" w:sz="2" w:space="0" w:color="E6E6E6" w:frame="1"/>
-          <w14:ligatures w14:val="none"/>
-        </w:rPr>
-        <w:t>Q&amp;A (0)</w:t>
-      </w:r>
     </w:p>
     <w:p>
       <w:pPr>
@@ -658,59 +577,6 @@
     </w:p>
     <w:p>
       <w:pPr>
-        <w:pBdr>
-          <w:top w:val="single" w:sz="2" w:space="0" w:color="E6E6E6"/>
-          <w:left w:val="single" w:sz="2" w:space="0" w:color="E6E6E6"/>
-          <w:bottom w:val="single" w:sz="2" w:space="0" w:color="E6E6E6"/>
-          <w:right w:val="single" w:sz="2" w:space="0" w:color="E6E6E6"/>
-        </w:pBdr>
-        <w:shd w:val="clear" w:color="auto" w:fill="FFFFFF"/>
-        <w:spacing w:before="100" w:beforeAutospacing="1" w:after="100" w:afterAutospacing="1" w:line="360" w:lineRule="atLeast"/>
-        <w:rPr>
-          <w:rFonts w:ascii="Arial" w:eastAsia="Times New Roman" w:hAnsi="Arial" w:cs="Arial"/>
-          <w:color w:val="000000"/>
-          <w:kern w:val="0"/>
-          <w14:ligatures w14:val="none"/>
-        </w:rPr>
-      </w:pPr>
-      <w:r>
-        <w:rPr>
-          <w:rFonts w:ascii="Arial" w:eastAsia="Times New Roman" w:hAnsi="Arial" w:cs="Arial"/>
-          <w:color w:val="000000"/>
-          <w:kern w:val="0"/>
-          <w14:ligatures w14:val="none"/>
-        </w:rPr>
-        <w:t>In the video below, notice how many more subdivisions the plane has than the quad, but also notice that they both share the feature of only rendering their front face.</w:t>
-      </w:r>
-    </w:p>
-    <w:p>
-      <w:pPr>
-        <w:shd w:val="clear" w:color="auto" w:fill="FFFFFF"/>
-        <w:spacing w:after="0" w:line="240" w:lineRule="auto"/>
-        <w:rPr>
-          <w:rFonts w:ascii="Arial" w:eastAsia="Times New Roman" w:hAnsi="Arial" w:cs="Arial"/>
-          <w:color w:val="000000"/>
-          <w:kern w:val="0"/>
-          <w:sz w:val="27"/>
-          <w:szCs w:val="27"/>
-          <w14:ligatures w14:val="none"/>
-        </w:rPr>
-      </w:pPr>
-      <w:r>
-        <w:rPr>
-          <w:rFonts w:ascii="Arial" w:eastAsia="Times New Roman" w:hAnsi="Arial" w:cs="Arial"/>
-          <w:color w:val="000000"/>
-          <w:kern w:val="0"/>
-          <w:sz w:val="27"/>
-          <w:szCs w:val="27"/>
-          <w:bdr w:val="none" w:sz="0" w:space="0" w:color="auto" w:frame="1"/>
-          <w14:ligatures w14:val="none"/>
-        </w:rPr>
-        <w:t>Play Video</w:t>
-      </w:r>
-    </w:p>
-    <w:p>
-      <w:pPr>
         <w:numPr>
           <w:ilvl w:val="0"/>
           <w:numId w:val="6"/>
@@ -883,32 +749,6 @@
     </w:p>
     <w:p>
       <w:pPr>
-        <w:shd w:val="clear" w:color="auto" w:fill="FFFFFF"/>
-        <w:spacing w:after="0" w:line="240" w:lineRule="auto"/>
-        <w:rPr>
-          <w:rFonts w:ascii="Arial" w:eastAsia="Times New Roman" w:hAnsi="Arial" w:cs="Arial"/>
-          <w:color w:val="000000"/>
-          <w:kern w:val="0"/>
-          <w:sz w:val="27"/>
-          <w:szCs w:val="27"/>
-          <w14:ligatures w14:val="none"/>
-        </w:rPr>
-      </w:pPr>
-      <w:r>
-        <w:rPr>
-          <w:rFonts w:ascii="Arial" w:eastAsia="Times New Roman" w:hAnsi="Arial" w:cs="Arial"/>
-          <w:color w:val="000000"/>
-          <w:kern w:val="0"/>
-          <w:sz w:val="27"/>
-          <w:szCs w:val="27"/>
-          <w14:ligatures w14:val="none"/>
-        </w:rPr>
-        <w:lastRenderedPageBreak/>
-        <w:t>Mark step incomplete</w:t>
-      </w:r>
-    </w:p>
-    <w:p>
-      <w:pPr>
         <w:pBdr>
           <w:top w:val="single" w:sz="2" w:space="0" w:color="E6E6E6"/>
           <w:left w:val="single" w:sz="2" w:space="0" w:color="E6E6E6"/>
@@ -947,35 +787,6 @@
     </w:p>
     <w:p>
       <w:pPr>
-        <w:shd w:val="clear" w:color="auto" w:fill="FFFFFF"/>
-        <w:spacing w:after="0" w:line="240" w:lineRule="auto"/>
-        <w:rPr>
-          <w:rFonts w:ascii="Arial" w:eastAsia="Times New Roman" w:hAnsi="Arial" w:cs="Arial"/>
-          <w:color w:val="000000"/>
-          <w:kern w:val="0"/>
-          <w:sz w:val="27"/>
-          <w:szCs w:val="27"/>
-          <w14:ligatures w14:val="none"/>
-        </w:rPr>
-      </w:pPr>
-      <w:r>
-        <w:rPr>
-          <w:rFonts w:ascii="Arial" w:eastAsia="Times New Roman" w:hAnsi="Arial" w:cs="Arial"/>
-          <w:b/>
-          <w:bCs/>
-          <w:color w:val="000000"/>
-          <w:spacing w:val="13"/>
-          <w:kern w:val="0"/>
-          <w:sz w:val="21"/>
-          <w:szCs w:val="21"/>
-          <w:bdr w:val="single" w:sz="2" w:space="0" w:color="E6E6E6" w:frame="1"/>
-          <w14:ligatures w14:val="none"/>
-        </w:rPr>
-        <w:t>Q&amp;A (2)</w:t>
-      </w:r>
-    </w:p>
-    <w:p>
-      <w:pPr>
         <w:pBdr>
           <w:top w:val="single" w:sz="2" w:space="0" w:color="E6E6E6"/>
           <w:left w:val="single" w:sz="2" w:space="0" w:color="E6E6E6"/>
@@ -1025,6 +836,7 @@
           <w:kern w:val="0"/>
           <w14:ligatures w14:val="none"/>
         </w:rPr>
+        <w:lastRenderedPageBreak/>
         <w:t xml:space="preserve">Create an empty parent </w:t>
       </w:r>
       <w:proofErr w:type="spellStart"/>
@@ -1286,7 +1098,7 @@
           <w14:ligatures w14:val="none"/>
         </w:rPr>
         <w:drawing>
-          <wp:inline distT="0" distB="0" distL="0" distR="0" wp14:anchorId="08F3E14A" wp14:editId="5485A68C">
+          <wp:inline distT="0" distB="0" distL="0" distR="0" wp14:anchorId="08F3E14A" wp14:editId="4F8A6F6A">
             <wp:extent cx="5943600" cy="2125345"/>
             <wp:effectExtent l="0" t="0" r="0" b="0"/>
             <wp:docPr id="1994933998" name="Picture 7"/>
@@ -1681,32 +1493,6 @@
     </w:p>
     <w:p>
       <w:pPr>
-        <w:shd w:val="clear" w:color="auto" w:fill="FFFFFF"/>
-        <w:spacing w:after="0" w:line="240" w:lineRule="auto"/>
-        <w:rPr>
-          <w:rFonts w:ascii="Arial" w:eastAsia="Times New Roman" w:hAnsi="Arial" w:cs="Arial"/>
-          <w:color w:val="000000"/>
-          <w:kern w:val="0"/>
-          <w:sz w:val="27"/>
-          <w:szCs w:val="27"/>
-          <w14:ligatures w14:val="none"/>
-        </w:rPr>
-      </w:pPr>
-      <w:r>
-        <w:rPr>
-          <w:rFonts w:ascii="Arial" w:eastAsia="Times New Roman" w:hAnsi="Arial" w:cs="Arial"/>
-          <w:color w:val="000000"/>
-          <w:kern w:val="0"/>
-          <w:sz w:val="27"/>
-          <w:szCs w:val="27"/>
-          <w:bdr w:val="none" w:sz="0" w:space="0" w:color="auto" w:frame="1"/>
-          <w14:ligatures w14:val="none"/>
-        </w:rPr>
-        <w:t>Play Video</w:t>
-      </w:r>
-    </w:p>
-    <w:p>
-      <w:pPr>
         <w:pBdr>
           <w:top w:val="single" w:sz="2" w:space="0" w:color="E6E6E6"/>
           <w:left w:val="single" w:sz="2" w:space="0" w:color="E6E6E6"/>
@@ -1729,7 +1515,6 @@
           <w:kern w:val="0"/>
           <w14:ligatures w14:val="none"/>
         </w:rPr>
-        <w:lastRenderedPageBreak/>
         <w:t>Use exact coordinates for precision</w:t>
       </w:r>
     </w:p>
@@ -1803,6 +1588,7 @@
           <w:szCs w:val="27"/>
           <w14:ligatures w14:val="none"/>
         </w:rPr>
+        <w:lastRenderedPageBreak/>
         <w:fldChar w:fldCharType="begin"/>
       </w:r>
       <w:r>
@@ -2038,7 +1824,6 @@
           <w:szCs w:val="27"/>
           <w14:ligatures w14:val="none"/>
         </w:rPr>
-        <w:lastRenderedPageBreak/>
         <w:fldChar w:fldCharType="begin"/>
       </w:r>
       <w:r>
@@ -2185,6 +1970,7 @@
           <w:kern w:val="0"/>
           <w14:ligatures w14:val="none"/>
         </w:rPr>
+        <w:lastRenderedPageBreak/>
         <w:t>A </w:t>
       </w:r>
       <w:r>
@@ -2231,7 +2017,6 @@
           <w:szCs w:val="27"/>
           <w14:ligatures w14:val="none"/>
         </w:rPr>
-        <w:lastRenderedPageBreak/>
         <w:fldChar w:fldCharType="begin"/>
       </w:r>
       <w:r>
@@ -2978,57 +2763,6 @@
     </w:p>
     <w:p>
       <w:pPr>
-        <w:shd w:val="clear" w:color="auto" w:fill="FFFFFF"/>
-        <w:spacing w:after="0" w:line="240" w:lineRule="auto"/>
-        <w:rPr>
-          <w:rFonts w:ascii="Arial" w:eastAsia="Times New Roman" w:hAnsi="Arial" w:cs="Arial"/>
-          <w:color w:val="000000"/>
-          <w:kern w:val="0"/>
-          <w:sz w:val="27"/>
-          <w:szCs w:val="27"/>
-          <w14:ligatures w14:val="none"/>
-        </w:rPr>
-      </w:pPr>
-      <w:r>
-        <w:rPr>
-          <w:rFonts w:ascii="Arial" w:eastAsia="Times New Roman" w:hAnsi="Arial" w:cs="Arial"/>
-          <w:color w:val="000000"/>
-          <w:kern w:val="0"/>
-          <w:sz w:val="27"/>
-          <w:szCs w:val="27"/>
-          <w:bdr w:val="none" w:sz="0" w:space="0" w:color="auto" w:frame="1"/>
-          <w14:ligatures w14:val="none"/>
-        </w:rPr>
-        <w:t>Play Video</w:t>
-      </w:r>
-    </w:p>
-    <w:p>
-      <w:pPr>
-        <w:shd w:val="clear" w:color="auto" w:fill="FFFFFF"/>
-        <w:spacing w:after="0" w:line="240" w:lineRule="auto"/>
-        <w:rPr>
-          <w:rFonts w:ascii="Arial" w:eastAsia="Times New Roman" w:hAnsi="Arial" w:cs="Arial"/>
-          <w:color w:val="000000"/>
-          <w:kern w:val="0"/>
-          <w:sz w:val="27"/>
-          <w:szCs w:val="27"/>
-          <w14:ligatures w14:val="none"/>
-        </w:rPr>
-      </w:pPr>
-      <w:r>
-        <w:rPr>
-          <w:rFonts w:ascii="Arial" w:eastAsia="Times New Roman" w:hAnsi="Arial" w:cs="Arial"/>
-          <w:color w:val="000000"/>
-          <w:kern w:val="0"/>
-          <w:sz w:val="27"/>
-          <w:szCs w:val="27"/>
-          <w14:ligatures w14:val="none"/>
-        </w:rPr>
-        <w:t>Mark step incomplete</w:t>
-      </w:r>
-    </w:p>
-    <w:p>
-      <w:pPr>
         <w:pBdr>
           <w:top w:val="single" w:sz="2" w:space="0" w:color="E6E6E6"/>
           <w:left w:val="single" w:sz="2" w:space="0" w:color="E6E6E6"/>
@@ -3063,35 +2797,6 @@
           <w14:ligatures w14:val="none"/>
         </w:rPr>
         <w:t>4. Instructions</w:t>
-      </w:r>
-    </w:p>
-    <w:p>
-      <w:pPr>
-        <w:shd w:val="clear" w:color="auto" w:fill="FFFFFF"/>
-        <w:spacing w:after="0" w:line="240" w:lineRule="auto"/>
-        <w:rPr>
-          <w:rFonts w:ascii="Arial" w:eastAsia="Times New Roman" w:hAnsi="Arial" w:cs="Arial"/>
-          <w:color w:val="000000"/>
-          <w:kern w:val="0"/>
-          <w:sz w:val="27"/>
-          <w:szCs w:val="27"/>
-          <w14:ligatures w14:val="none"/>
-        </w:rPr>
-      </w:pPr>
-      <w:r>
-        <w:rPr>
-          <w:rFonts w:ascii="Arial" w:eastAsia="Times New Roman" w:hAnsi="Arial" w:cs="Arial"/>
-          <w:b/>
-          <w:bCs/>
-          <w:color w:val="000000"/>
-          <w:spacing w:val="13"/>
-          <w:kern w:val="0"/>
-          <w:sz w:val="21"/>
-          <w:szCs w:val="21"/>
-          <w:bdr w:val="single" w:sz="2" w:space="0" w:color="E6E6E6" w:frame="1"/>
-          <w14:ligatures w14:val="none"/>
-        </w:rPr>
-        <w:t>Q&amp;A (2)</w:t>
       </w:r>
     </w:p>
     <w:p>
@@ -3308,7 +3013,6 @@
           <w:bdr w:val="single" w:sz="2" w:space="0" w:color="E6E6E6" w:frame="1"/>
           <w14:ligatures w14:val="none"/>
         </w:rPr>
-        <w:lastRenderedPageBreak/>
         <w:t>3. </w:t>
       </w:r>
       <w:r>
@@ -3399,6 +3103,7 @@
           <w:bdr w:val="single" w:sz="2" w:space="0" w:color="E6E6E6" w:frame="1"/>
           <w14:ligatures w14:val="none"/>
         </w:rPr>
+        <w:lastRenderedPageBreak/>
         <w:t>4. </w:t>
       </w:r>
       <w:r>
@@ -3607,31 +3312,6 @@
     </w:p>
     <w:p>
       <w:pPr>
-        <w:shd w:val="clear" w:color="auto" w:fill="FFFFFF"/>
-        <w:spacing w:after="0" w:line="240" w:lineRule="auto"/>
-        <w:rPr>
-          <w:rFonts w:ascii="Arial" w:eastAsia="Times New Roman" w:hAnsi="Arial" w:cs="Arial"/>
-          <w:color w:val="000000"/>
-          <w:kern w:val="0"/>
-          <w:sz w:val="27"/>
-          <w:szCs w:val="27"/>
-          <w14:ligatures w14:val="none"/>
-        </w:rPr>
-      </w:pPr>
-      <w:r>
-        <w:rPr>
-          <w:rFonts w:ascii="Arial" w:eastAsia="Times New Roman" w:hAnsi="Arial" w:cs="Arial"/>
-          <w:color w:val="000000"/>
-          <w:kern w:val="0"/>
-          <w:sz w:val="27"/>
-          <w:szCs w:val="27"/>
-          <w14:ligatures w14:val="none"/>
-        </w:rPr>
-        <w:t>Mark step incomplete</w:t>
-      </w:r>
-    </w:p>
-    <w:p>
-      <w:pPr>
         <w:pBdr>
           <w:top w:val="single" w:sz="2" w:space="0" w:color="E6E6E6"/>
           <w:left w:val="single" w:sz="2" w:space="0" w:color="E6E6E6"/>
@@ -3681,21 +3361,6 @@
           <w14:ligatures w14:val="none"/>
         </w:rPr>
       </w:pPr>
-      <w:r>
-        <w:rPr>
-          <w:rFonts w:ascii="Arial" w:eastAsia="Times New Roman" w:hAnsi="Arial" w:cs="Arial"/>
-          <w:b/>
-          <w:bCs/>
-          <w:color w:val="000000"/>
-          <w:spacing w:val="13"/>
-          <w:kern w:val="0"/>
-          <w:sz w:val="21"/>
-          <w:szCs w:val="21"/>
-          <w:bdr w:val="single" w:sz="2" w:space="0" w:color="E6E6E6" w:frame="1"/>
-          <w14:ligatures w14:val="none"/>
-        </w:rPr>
-        <w:t>Q&amp;A (0)</w:t>
-      </w:r>
     </w:p>
     <w:p>
       <w:pPr>
@@ -3914,61 +3579,6 @@
     </w:p>
     <w:p>
       <w:pPr>
-        <w:shd w:val="clear" w:color="auto" w:fill="FFFFFF"/>
-        <w:spacing w:after="0" w:line="240" w:lineRule="auto"/>
-        <w:rPr>
-          <w:rFonts w:ascii="Arial" w:eastAsia="Times New Roman" w:hAnsi="Arial" w:cs="Arial"/>
-          <w:color w:val="000000"/>
-          <w:kern w:val="0"/>
-          <w:sz w:val="27"/>
-          <w:szCs w:val="27"/>
-          <w14:ligatures w14:val="none"/>
-        </w:rPr>
-      </w:pPr>
-      <w:r>
-        <w:rPr>
-          <w:rFonts w:ascii="Arial" w:eastAsia="Times New Roman" w:hAnsi="Arial" w:cs="Arial"/>
-          <w:color w:val="000000"/>
-          <w:kern w:val="0"/>
-          <w:sz w:val="27"/>
-          <w:szCs w:val="27"/>
-          <w14:ligatures w14:val="none"/>
-        </w:rPr>
-        <w:t>Mark step incomplete</w:t>
-      </w:r>
-    </w:p>
-    <w:p>
-      <w:pPr>
-        <w:shd w:val="clear" w:color="auto" w:fill="FFFFFF"/>
-        <w:spacing w:after="0" w:line="240" w:lineRule="auto"/>
-        <w:rPr>
-          <w:rFonts w:ascii="Arial" w:eastAsia="Times New Roman" w:hAnsi="Arial" w:cs="Arial"/>
-          <w:color w:val="000000"/>
-          <w:kern w:val="0"/>
-          <w:sz w:val="27"/>
-          <w:szCs w:val="27"/>
-          <w14:ligatures w14:val="none"/>
-        </w:rPr>
-      </w:pPr>
-      <w:r>
-        <w:rPr>
-          <w:rFonts w:ascii="Arial" w:eastAsia="Times New Roman" w:hAnsi="Arial" w:cs="Arial"/>
-          <w:b/>
-          <w:bCs/>
-          <w:caps/>
-          <w:color w:val="4C4C4C"/>
-          <w:spacing w:val="38"/>
-          <w:kern w:val="0"/>
-          <w:sz w:val="21"/>
-          <w:szCs w:val="21"/>
-          <w:bdr w:val="single" w:sz="2" w:space="0" w:color="E6E6E6" w:frame="1"/>
-          <w14:ligatures w14:val="none"/>
-        </w:rPr>
-        <w:t>Optional step</w:t>
-      </w:r>
-    </w:p>
-    <w:p>
-      <w:pPr>
         <w:pBdr>
           <w:top w:val="single" w:sz="2" w:space="0" w:color="E6E6E6"/>
           <w:left w:val="single" w:sz="2" w:space="0" w:color="E6E6E6"/>
@@ -4018,21 +3628,6 @@
           <w14:ligatures w14:val="none"/>
         </w:rPr>
       </w:pPr>
-      <w:r>
-        <w:rPr>
-          <w:rFonts w:ascii="Arial" w:eastAsia="Times New Roman" w:hAnsi="Arial" w:cs="Arial"/>
-          <w:b/>
-          <w:bCs/>
-          <w:color w:val="000000"/>
-          <w:spacing w:val="13"/>
-          <w:kern w:val="0"/>
-          <w:sz w:val="21"/>
-          <w:szCs w:val="21"/>
-          <w:bdr w:val="single" w:sz="2" w:space="0" w:color="E6E6E6" w:frame="1"/>
-          <w14:ligatures w14:val="none"/>
-        </w:rPr>
-        <w:t>Q&amp;A (0)</w:t>
-      </w:r>
     </w:p>
     <w:p>
       <w:pPr>
@@ -4058,7 +3653,6 @@
           <w:kern w:val="0"/>
           <w14:ligatures w14:val="none"/>
         </w:rPr>
-        <w:lastRenderedPageBreak/>
         <w:t>After you’ve fulfilled the requirements, please submit and share your project! Follow these instructions to submit your project:</w:t>
       </w:r>
     </w:p>
@@ -4168,6 +3762,7 @@
           <w:kern w:val="0"/>
           <w14:ligatures w14:val="none"/>
         </w:rPr>
+        <w:lastRenderedPageBreak/>
         <w:t>Make sure to include the image or video of your project. If you have additional details to share about your process or the project that you have created, you can share them in the description too.</w:t>
       </w:r>
     </w:p>
@@ -5228,7 +4823,6 @@
           <w:szCs w:val="30"/>
           <w14:ligatures w14:val="none"/>
         </w:rPr>
-        <w:lastRenderedPageBreak/>
         <w:t>Record Your Project</w:t>
       </w:r>
     </w:p>
@@ -5352,7 +4946,6 @@
         <w:t xml:space="preserve"> when you are done, then exit Play mode.</w:t>
       </w:r>
     </w:p>
-    <w:p/>
     <w:p/>
     <w:p/>
     <w:sectPr>
@@ -5366,7 +4959,7 @@
 </file>
 
 <file path=word/numbering.xml><?xml version="1.0" encoding="utf-8"?>
-<w:numbering xmlns:wpc="http://schemas.microsoft.com/office/word/2010/wordprocessingCanvas" xmlns:cx="http://schemas.microsoft.com/office/drawing/2014/chartex" xmlns:cx1="http://schemas.microsoft.com/office/drawing/2015/9/8/chartex" xmlns:cx2="http://schemas.microsoft.com/office/drawing/2015/10/21/chartex" xmlns:cx3="http://schemas.microsoft.com/office/drawing/2016/5/9/chartex" xmlns:cx4="http://schemas.microsoft.com/office/drawing/2016/5/10/chartex" xmlns:cx5="http://schemas.microsoft.com/office/drawing/2016/5/11/chartex" xmlns:cx6="http://schemas.microsoft.com/office/drawing/2016/5/12/chartex" xmlns:cx7="http://schemas.microsoft.com/office/drawing/2016/5/13/chartex" xmlns:cx8="http://schemas.microsoft.com/office/drawing/2016/5/14/chartex" xmlns:mc="http://schemas.openxmlformats.org/markup-compatibility/2006" xmlns:m="http://schemas.openxmlformats.org/officeDocument/2006/math" xmlns:aink="http://schemas.microsoft.com/office/drawing/2016/ink" xmlns:am3d="http://schemas.microsoft.com/office/drawing/2017/model3d" xmlns:oel="http://schemas.microsoft.com/office/2019/extlst" xmlns:r="http://schemas.openxmlformats.org/officeDocument/2006/relationships" xmlns:wp14="http://schemas.microsoft.com/office/word/2010/wordprocessingDrawing" xmlns:wp="http://schemas.openxmlformats.org/drawingml/2006/wordprocessingDrawing" xmlns:wpg="http://schemas.microsoft.com/office/word/2010/wordprocessingGroup" xmlns:wpi="http://schemas.microsoft.com/office/word/2010/wordprocessingInk" xmlns:wps="http://schemas.microsoft.com/office/word/2010/wordprocessingShape" xmlns:o="urn:schemas-microsoft-com:office:office" xmlns:v="urn:schemas-microsoft-com:vml" xmlns:w10="urn:schemas-microsoft-com:office:word" xmlns:w="http://schemas.openxmlformats.org/wordprocessingml/2006/main" xmlns:w14="http://schemas.microsoft.com/office/word/2010/wordml" xmlns:w15="http://schemas.microsoft.com/office/word/2012/wordml" xmlns:w16cex="http://schemas.microsoft.com/office/word/2018/wordml/cex" xmlns:w16cid="http://schemas.microsoft.com/office/word/2016/wordml/cid" xmlns:w16="http://schemas.microsoft.com/office/word/2018/wordml" xmlns:w16sdtdh="http://schemas.microsoft.com/office/word/2020/wordml/sdtdatahash" xmlns:w16sdtfl="http://schemas.microsoft.com/office/word/2024/wordml/sdtformatlock" xmlns:w16se="http://schemas.microsoft.com/office/word/2015/wordml/symex" xmlns:w16du="http://schemas.microsoft.com/office/word/2023/wordml/word16du" xmlns:wne="http://schemas.microsoft.com/office/word/2006/wordml" mc:Ignorable="w14 w15 w16se w16cid w16 w16cex w16sdtdh w16sdtfl w16du wp14">
+<w:numbering xmlns:wpc="http://schemas.microsoft.com/office/word/2010/wordprocessingCanvas" xmlns:cx="http://schemas.microsoft.com/office/drawing/2014/chartex" xmlns:cx1="http://schemas.microsoft.com/office/drawing/2015/9/8/chartex" xmlns:cx2="http://schemas.microsoft.com/office/drawing/2015/10/21/chartex" xmlns:cx3="http://schemas.microsoft.com/office/drawing/2016/5/9/chartex" xmlns:cx4="http://schemas.microsoft.com/office/drawing/2016/5/10/chartex" xmlns:cx5="http://schemas.microsoft.com/office/drawing/2016/5/11/chartex" xmlns:cx6="http://schemas.microsoft.com/office/drawing/2016/5/12/chartex" xmlns:cx7="http://schemas.microsoft.com/office/drawing/2016/5/13/chartex" xmlns:cx8="http://schemas.microsoft.com/office/drawing/2016/5/14/chartex" xmlns:mc="http://schemas.openxmlformats.org/markup-compatibility/2006" xmlns:aink="http://schemas.microsoft.com/office/drawing/2016/ink" xmlns:am3d="http://schemas.microsoft.com/office/drawing/2017/model3d" xmlns:o="urn:schemas-microsoft-com:office:office" xmlns:oel="http://schemas.microsoft.com/office/2019/extlst" xmlns:r="http://schemas.openxmlformats.org/officeDocument/2006/relationships" xmlns:m="http://schemas.openxmlformats.org/officeDocument/2006/math" xmlns:v="urn:schemas-microsoft-com:vml" xmlns:wp14="http://schemas.microsoft.com/office/word/2010/wordprocessingDrawing" xmlns:wp="http://schemas.openxmlformats.org/drawingml/2006/wordprocessingDrawing" xmlns:w10="urn:schemas-microsoft-com:office:word" xmlns:w="http://schemas.openxmlformats.org/wordprocessingml/2006/main" xmlns:w14="http://schemas.microsoft.com/office/word/2010/wordml" xmlns:w15="http://schemas.microsoft.com/office/word/2012/wordml" xmlns:w16cex="http://schemas.microsoft.com/office/word/2018/wordml/cex" xmlns:w16cid="http://schemas.microsoft.com/office/word/2016/wordml/cid" xmlns:w16="http://schemas.microsoft.com/office/word/2018/wordml" xmlns:w16du="http://schemas.microsoft.com/office/word/2023/wordml/word16du" xmlns:w16sdtdh="http://schemas.microsoft.com/office/word/2020/wordml/sdtdatahash" xmlns:w16sdtfl="http://schemas.microsoft.com/office/word/2024/wordml/sdtformatlock" xmlns:w16se="http://schemas.microsoft.com/office/word/2015/wordml/symex" xmlns:wpg="http://schemas.microsoft.com/office/word/2010/wordprocessingGroup" xmlns:wpi="http://schemas.microsoft.com/office/word/2010/wordprocessingInk" xmlns:wne="http://schemas.microsoft.com/office/word/2006/wordml" xmlns:wps="http://schemas.microsoft.com/office/word/2010/wordprocessingShape" mc:Ignorable="w14 w15 w16se w16cid w16 w16cex w16sdtdh w16sdtfl w16du wp14">
   <w:abstractNum w:abstractNumId="0" w15:restartNumberingAfterBreak="0">
     <w:nsid w:val="019011E8"/>
     <w:multiLevelType w:val="multilevel"/>
@@ -7651,7 +7244,7 @@
 </file>
 
 <file path=word/styles.xml><?xml version="1.0" encoding="utf-8"?>
-<w:styles xmlns:mc="http://schemas.openxmlformats.org/markup-compatibility/2006" xmlns:r="http://schemas.openxmlformats.org/officeDocument/2006/relationships" xmlns:w="http://schemas.openxmlformats.org/wordprocessingml/2006/main" xmlns:w14="http://schemas.microsoft.com/office/word/2010/wordml" xmlns:w15="http://schemas.microsoft.com/office/word/2012/wordml" xmlns:w16cex="http://schemas.microsoft.com/office/word/2018/wordml/cex" xmlns:w16cid="http://schemas.microsoft.com/office/word/2016/wordml/cid" xmlns:w16="http://schemas.microsoft.com/office/word/2018/wordml" xmlns:w16sdtdh="http://schemas.microsoft.com/office/word/2020/wordml/sdtdatahash" xmlns:w16sdtfl="http://schemas.microsoft.com/office/word/2024/wordml/sdtformatlock" xmlns:w16se="http://schemas.microsoft.com/office/word/2015/wordml/symex" xmlns:w16du="http://schemas.microsoft.com/office/word/2023/wordml/word16du" mc:Ignorable="w14 w15 w16se w16cid w16 w16cex w16sdtdh w16sdtfl w16du">
+<w:styles xmlns:mc="http://schemas.openxmlformats.org/markup-compatibility/2006" xmlns:r="http://schemas.openxmlformats.org/officeDocument/2006/relationships" xmlns:w="http://schemas.openxmlformats.org/wordprocessingml/2006/main" xmlns:w14="http://schemas.microsoft.com/office/word/2010/wordml" xmlns:w15="http://schemas.microsoft.com/office/word/2012/wordml" xmlns:w16cex="http://schemas.microsoft.com/office/word/2018/wordml/cex" xmlns:w16cid="http://schemas.microsoft.com/office/word/2016/wordml/cid" xmlns:w16="http://schemas.microsoft.com/office/word/2018/wordml" xmlns:w16du="http://schemas.microsoft.com/office/word/2023/wordml/word16du" xmlns:w16sdtdh="http://schemas.microsoft.com/office/word/2020/wordml/sdtdatahash" xmlns:w16sdtfl="http://schemas.microsoft.com/office/word/2024/wordml/sdtformatlock" xmlns:w16se="http://schemas.microsoft.com/office/word/2015/wordml/symex" mc:Ignorable="w14 w15 w16se w16cid w16 w16cex w16sdtdh w16sdtfl w16du">
   <w:docDefaults>
     <w:rPrDefault>
       <w:rPr>

--- a/Unit 1 - Get started in Unity/2-Create a balanced primitive structure.docx
+++ b/Unit 1 - Get started in Unity/2-Create a balanced primitive structure.docx
@@ -328,27 +328,7 @@
           <w:kern w:val="0"/>
           <w14:ligatures w14:val="none"/>
         </w:rPr>
-        <w:t xml:space="preserve">Before you get started building, it will be helpful to get an overview of </w:t>
-      </w:r>
-      <w:proofErr w:type="gramStart"/>
-      <w:r>
-        <w:rPr>
-          <w:rFonts w:ascii="Arial" w:eastAsia="Times New Roman" w:hAnsi="Arial" w:cs="Arial"/>
-          <w:color w:val="000000"/>
-          <w:kern w:val="0"/>
-          <w14:ligatures w14:val="none"/>
-        </w:rPr>
-        <w:t>all of</w:t>
-      </w:r>
-      <w:proofErr w:type="gramEnd"/>
-      <w:r>
-        <w:rPr>
-          <w:rFonts w:ascii="Arial" w:eastAsia="Times New Roman" w:hAnsi="Arial" w:cs="Arial"/>
-          <w:color w:val="000000"/>
-          <w:kern w:val="0"/>
-          <w14:ligatures w14:val="none"/>
-        </w:rPr>
-        <w:t xml:space="preserve"> the 3D primitive shapes at your disposal:</w:t>
+        <w:t>Before you get started building, it will be helpful to get an overview of all of the 3D primitive shapes at your disposal:</w:t>
       </w:r>
     </w:p>
     <w:p>
@@ -552,27 +532,7 @@
           <w:kern w:val="0"/>
           <w14:ligatures w14:val="none"/>
         </w:rPr>
-        <w:t xml:space="preserve">: A flat, two-dimensional square with only two triangles, which is what separates it from a plane. It is suitable for simple, efficient flat surfaces or for displaying 2D elements in a 3D scene, like sprites and billboards, due to its lower complexity compared to a plane. </w:t>
-      </w:r>
-      <w:proofErr w:type="gramStart"/>
-      <w:r>
-        <w:rPr>
-          <w:rFonts w:ascii="Arial" w:eastAsia="Times New Roman" w:hAnsi="Arial" w:cs="Arial"/>
-          <w:color w:val="000000"/>
-          <w:kern w:val="0"/>
-          <w14:ligatures w14:val="none"/>
-        </w:rPr>
-        <w:t>Similar to</w:t>
-      </w:r>
-      <w:proofErr w:type="gramEnd"/>
-      <w:r>
-        <w:rPr>
-          <w:rFonts w:ascii="Arial" w:eastAsia="Times New Roman" w:hAnsi="Arial" w:cs="Arial"/>
-          <w:color w:val="000000"/>
-          <w:kern w:val="0"/>
-          <w14:ligatures w14:val="none"/>
-        </w:rPr>
-        <w:t xml:space="preserve"> the plane, only one side is rendered, making it invisible from behind.</w:t>
+        <w:t>: A flat, two-dimensional square with only two triangles, which is what separates it from a plane. It is suitable for simple, efficient flat surfaces or for displaying 2D elements in a 3D scene, like sprites and billboards, due to its lower complexity compared to a plane. Similar to the plane, only one side is rendered, making it invisible from behind.</w:t>
       </w:r>
     </w:p>
     <w:p>
@@ -837,27 +797,7 @@
           <w14:ligatures w14:val="none"/>
         </w:rPr>
         <w:lastRenderedPageBreak/>
-        <w:t xml:space="preserve">Create an empty parent </w:t>
-      </w:r>
-      <w:proofErr w:type="spellStart"/>
-      <w:r>
-        <w:rPr>
-          <w:rFonts w:ascii="Arial" w:eastAsia="Times New Roman" w:hAnsi="Arial" w:cs="Arial"/>
-          <w:color w:val="000000"/>
-          <w:kern w:val="0"/>
-          <w14:ligatures w14:val="none"/>
-        </w:rPr>
-        <w:t>GameObject</w:t>
-      </w:r>
-      <w:proofErr w:type="spellEnd"/>
-      <w:r>
-        <w:rPr>
-          <w:rFonts w:ascii="Arial" w:eastAsia="Times New Roman" w:hAnsi="Arial" w:cs="Arial"/>
-          <w:color w:val="000000"/>
-          <w:kern w:val="0"/>
-          <w14:ligatures w14:val="none"/>
-        </w:rPr>
-        <w:t xml:space="preserve"> to stay organized</w:t>
+        <w:t>Create an empty parent GameObject to stay organized</w:t>
       </w:r>
     </w:p>
     <w:p>
@@ -877,25 +817,14 @@
           <w14:ligatures w14:val="none"/>
         </w:rPr>
       </w:pPr>
-      <w:proofErr w:type="gramStart"/>
-      <w:r>
-        <w:rPr>
-          <w:rFonts w:ascii="Arial" w:eastAsia="Times New Roman" w:hAnsi="Arial" w:cs="Arial"/>
-          <w:color w:val="000000"/>
-          <w:kern w:val="0"/>
-          <w14:ligatures w14:val="none"/>
-        </w:rPr>
-        <w:t>In order to</w:t>
-      </w:r>
-      <w:proofErr w:type="gramEnd"/>
-      <w:r>
-        <w:rPr>
-          <w:rFonts w:ascii="Arial" w:eastAsia="Times New Roman" w:hAnsi="Arial" w:cs="Arial"/>
-          <w:color w:val="000000"/>
-          <w:kern w:val="0"/>
-          <w14:ligatures w14:val="none"/>
-        </w:rPr>
-        <w:t xml:space="preserve"> make sure that your structure stays nice and organized in the </w:t>
+      <w:r>
+        <w:rPr>
+          <w:rFonts w:ascii="Arial" w:eastAsia="Times New Roman" w:hAnsi="Arial" w:cs="Arial"/>
+          <w:color w:val="000000"/>
+          <w:kern w:val="0"/>
+          <w14:ligatures w14:val="none"/>
+        </w:rPr>
+        <w:t>In order to make sure that your structure stays nice and organized in the </w:t>
       </w:r>
       <w:r>
         <w:rPr>
@@ -916,67 +845,7 @@
           <w:kern w:val="0"/>
           <w14:ligatures w14:val="none"/>
         </w:rPr>
-        <w:t xml:space="preserve">window, it is helpful to make an empty parent </w:t>
-      </w:r>
-      <w:proofErr w:type="spellStart"/>
-      <w:r>
-        <w:rPr>
-          <w:rFonts w:ascii="Arial" w:eastAsia="Times New Roman" w:hAnsi="Arial" w:cs="Arial"/>
-          <w:color w:val="000000"/>
-          <w:kern w:val="0"/>
-          <w14:ligatures w14:val="none"/>
-        </w:rPr>
-        <w:t>GameObject</w:t>
-      </w:r>
-      <w:proofErr w:type="spellEnd"/>
-      <w:r>
-        <w:rPr>
-          <w:rFonts w:ascii="Arial" w:eastAsia="Times New Roman" w:hAnsi="Arial" w:cs="Arial"/>
-          <w:color w:val="000000"/>
-          <w:kern w:val="0"/>
-          <w14:ligatures w14:val="none"/>
-        </w:rPr>
-        <w:t xml:space="preserve">, then create </w:t>
-      </w:r>
-      <w:proofErr w:type="gramStart"/>
-      <w:r>
-        <w:rPr>
-          <w:rFonts w:ascii="Arial" w:eastAsia="Times New Roman" w:hAnsi="Arial" w:cs="Arial"/>
-          <w:color w:val="000000"/>
-          <w:kern w:val="0"/>
-          <w14:ligatures w14:val="none"/>
-        </w:rPr>
-        <w:t>all of</w:t>
-      </w:r>
-      <w:proofErr w:type="gramEnd"/>
-      <w:r>
-        <w:rPr>
-          <w:rFonts w:ascii="Arial" w:eastAsia="Times New Roman" w:hAnsi="Arial" w:cs="Arial"/>
-          <w:color w:val="000000"/>
-          <w:kern w:val="0"/>
-          <w14:ligatures w14:val="none"/>
-        </w:rPr>
-        <w:t xml:space="preserve"> your primitives as child </w:t>
-      </w:r>
-      <w:proofErr w:type="spellStart"/>
-      <w:r>
-        <w:rPr>
-          <w:rFonts w:ascii="Arial" w:eastAsia="Times New Roman" w:hAnsi="Arial" w:cs="Arial"/>
-          <w:color w:val="000000"/>
-          <w:kern w:val="0"/>
-          <w14:ligatures w14:val="none"/>
-        </w:rPr>
-        <w:t>GameObjects</w:t>
-      </w:r>
-      <w:proofErr w:type="spellEnd"/>
-      <w:r>
-        <w:rPr>
-          <w:rFonts w:ascii="Arial" w:eastAsia="Times New Roman" w:hAnsi="Arial" w:cs="Arial"/>
-          <w:color w:val="000000"/>
-          <w:kern w:val="0"/>
-          <w14:ligatures w14:val="none"/>
-        </w:rPr>
-        <w:t>. To do this, right-click in the </w:t>
+        <w:t>window, it is helpful to make an empty parent GameObject, then create all of your primitives as child GameObjects. To do this, right-click in the </w:t>
       </w:r>
       <w:r>
         <w:rPr>
@@ -1018,27 +887,7 @@
           <w:kern w:val="0"/>
           <w14:ligatures w14:val="none"/>
         </w:rPr>
-        <w:t xml:space="preserve">, rename the parent </w:t>
-      </w:r>
-      <w:proofErr w:type="spellStart"/>
-      <w:r>
-        <w:rPr>
-          <w:rFonts w:ascii="Arial" w:eastAsia="Times New Roman" w:hAnsi="Arial" w:cs="Arial"/>
-          <w:color w:val="000000"/>
-          <w:kern w:val="0"/>
-          <w14:ligatures w14:val="none"/>
-        </w:rPr>
-        <w:t>GameObject</w:t>
-      </w:r>
-      <w:proofErr w:type="spellEnd"/>
-      <w:r>
-        <w:rPr>
-          <w:rFonts w:ascii="Arial" w:eastAsia="Times New Roman" w:hAnsi="Arial" w:cs="Arial"/>
-          <w:color w:val="000000"/>
-          <w:kern w:val="0"/>
-          <w14:ligatures w14:val="none"/>
-        </w:rPr>
-        <w:t xml:space="preserve"> something like “Structure”, and reset the position to the origin.</w:t>
+        <w:t>, rename the parent GameObject something like “Structure”, and reset the position to the origin.</w:t>
       </w:r>
     </w:p>
     <w:p>
@@ -1182,27 +1031,7 @@
           <w:kern w:val="0"/>
           <w14:ligatures w14:val="none"/>
         </w:rPr>
-        <w:t xml:space="preserve">Then, simply right-click on the Parent </w:t>
-      </w:r>
-      <w:proofErr w:type="spellStart"/>
-      <w:r>
-        <w:rPr>
-          <w:rFonts w:ascii="Arial" w:eastAsia="Times New Roman" w:hAnsi="Arial" w:cs="Arial"/>
-          <w:color w:val="000000"/>
-          <w:kern w:val="0"/>
-          <w14:ligatures w14:val="none"/>
-        </w:rPr>
-        <w:t>GameObject</w:t>
-      </w:r>
-      <w:proofErr w:type="spellEnd"/>
-      <w:r>
-        <w:rPr>
-          <w:rFonts w:ascii="Arial" w:eastAsia="Times New Roman" w:hAnsi="Arial" w:cs="Arial"/>
-          <w:color w:val="000000"/>
-          <w:kern w:val="0"/>
-          <w14:ligatures w14:val="none"/>
-        </w:rPr>
-        <w:t xml:space="preserve"> in the </w:t>
+        <w:t>Then, simply right-click on the Parent GameObject in the </w:t>
       </w:r>
       <w:r>
         <w:rPr>
@@ -1223,47 +1052,7 @@
           <w:kern w:val="0"/>
           <w14:ligatures w14:val="none"/>
         </w:rPr>
-        <w:t xml:space="preserve">window when you create new primitives and they will automatically be assigned as child </w:t>
-      </w:r>
-      <w:proofErr w:type="spellStart"/>
-      <w:r>
-        <w:rPr>
-          <w:rFonts w:ascii="Arial" w:eastAsia="Times New Roman" w:hAnsi="Arial" w:cs="Arial"/>
-          <w:color w:val="000000"/>
-          <w:kern w:val="0"/>
-          <w14:ligatures w14:val="none"/>
-        </w:rPr>
-        <w:t>GameObjects</w:t>
-      </w:r>
-      <w:proofErr w:type="spellEnd"/>
-      <w:r>
-        <w:rPr>
-          <w:rFonts w:ascii="Arial" w:eastAsia="Times New Roman" w:hAnsi="Arial" w:cs="Arial"/>
-          <w:color w:val="000000"/>
-          <w:kern w:val="0"/>
-          <w14:ligatures w14:val="none"/>
-        </w:rPr>
-        <w:t xml:space="preserve">. This way, you’ll be able to easily move the entire object around with a single </w:t>
-      </w:r>
-      <w:proofErr w:type="spellStart"/>
-      <w:r>
-        <w:rPr>
-          <w:rFonts w:ascii="Arial" w:eastAsia="Times New Roman" w:hAnsi="Arial" w:cs="Arial"/>
-          <w:color w:val="000000"/>
-          <w:kern w:val="0"/>
-          <w14:ligatures w14:val="none"/>
-        </w:rPr>
-        <w:t>GameObject</w:t>
-      </w:r>
-      <w:proofErr w:type="spellEnd"/>
-      <w:r>
-        <w:rPr>
-          <w:rFonts w:ascii="Arial" w:eastAsia="Times New Roman" w:hAnsi="Arial" w:cs="Arial"/>
-          <w:color w:val="000000"/>
-          <w:kern w:val="0"/>
-          <w14:ligatures w14:val="none"/>
-        </w:rPr>
-        <w:t>, and it will keep your </w:t>
+        <w:t>window when you create new primitives and they will automatically be assigned as child GameObjects. This way, you’ll be able to easily move the entire object around with a single GameObject, and it will keep your </w:t>
       </w:r>
       <w:r>
         <w:rPr>
@@ -1284,27 +1073,7 @@
           <w:kern w:val="0"/>
           <w14:ligatures w14:val="none"/>
         </w:rPr>
-        <w:t xml:space="preserve">window </w:t>
-      </w:r>
-      <w:proofErr w:type="gramStart"/>
-      <w:r>
-        <w:rPr>
-          <w:rFonts w:ascii="Arial" w:eastAsia="Times New Roman" w:hAnsi="Arial" w:cs="Arial"/>
-          <w:color w:val="000000"/>
-          <w:kern w:val="0"/>
-          <w14:ligatures w14:val="none"/>
-        </w:rPr>
-        <w:t>more neat</w:t>
-      </w:r>
-      <w:proofErr w:type="gramEnd"/>
-      <w:r>
-        <w:rPr>
-          <w:rFonts w:ascii="Arial" w:eastAsia="Times New Roman" w:hAnsi="Arial" w:cs="Arial"/>
-          <w:color w:val="000000"/>
-          <w:kern w:val="0"/>
-          <w14:ligatures w14:val="none"/>
-        </w:rPr>
-        <w:t>.</w:t>
+        <w:t>window more neat.</w:t>
       </w:r>
     </w:p>
     <w:p>
@@ -1343,47 +1112,7 @@
           <w:kern w:val="0"/>
           <w14:ligatures w14:val="none"/>
         </w:rPr>
-        <w:t xml:space="preserve">: You can also drag one </w:t>
-      </w:r>
-      <w:proofErr w:type="spellStart"/>
-      <w:r>
-        <w:rPr>
-          <w:rFonts w:ascii="Arial" w:eastAsia="Times New Roman" w:hAnsi="Arial" w:cs="Arial"/>
-          <w:color w:val="000000"/>
-          <w:kern w:val="0"/>
-          <w14:ligatures w14:val="none"/>
-        </w:rPr>
-        <w:t>GameObject</w:t>
-      </w:r>
-      <w:proofErr w:type="spellEnd"/>
-      <w:r>
-        <w:rPr>
-          <w:rFonts w:ascii="Arial" w:eastAsia="Times New Roman" w:hAnsi="Arial" w:cs="Arial"/>
-          <w:color w:val="000000"/>
-          <w:kern w:val="0"/>
-          <w14:ligatures w14:val="none"/>
-        </w:rPr>
-        <w:t xml:space="preserve"> on top of another to make it a child </w:t>
-      </w:r>
-      <w:proofErr w:type="spellStart"/>
-      <w:r>
-        <w:rPr>
-          <w:rFonts w:ascii="Arial" w:eastAsia="Times New Roman" w:hAnsi="Arial" w:cs="Arial"/>
-          <w:color w:val="000000"/>
-          <w:kern w:val="0"/>
-          <w14:ligatures w14:val="none"/>
-        </w:rPr>
-        <w:t>GameObject</w:t>
-      </w:r>
-      <w:proofErr w:type="spellEnd"/>
-      <w:r>
-        <w:rPr>
-          <w:rFonts w:ascii="Arial" w:eastAsia="Times New Roman" w:hAnsi="Arial" w:cs="Arial"/>
-          <w:color w:val="000000"/>
-          <w:kern w:val="0"/>
-          <w14:ligatures w14:val="none"/>
-        </w:rPr>
-        <w:t>. For efficiency, hold </w:t>
+        <w:t>: You can also drag one GameObject on top of another to make it a child GameObject. For efficiency, hold </w:t>
       </w:r>
       <w:r>
         <w:rPr>
@@ -1406,7 +1135,6 @@
         </w:rPr>
         <w:t> (macOS: </w:t>
       </w:r>
-      <w:proofErr w:type="spellStart"/>
       <w:r>
         <w:rPr>
           <w:rFonts w:ascii="Arial" w:eastAsia="Times New Roman" w:hAnsi="Arial" w:cs="Arial"/>
@@ -1419,35 +1147,14 @@
         </w:rPr>
         <w:t>Cmd</w:t>
       </w:r>
-      <w:proofErr w:type="spellEnd"/>
-      <w:r>
-        <w:rPr>
-          <w:rFonts w:ascii="Arial" w:eastAsia="Times New Roman" w:hAnsi="Arial" w:cs="Arial"/>
-          <w:color w:val="000000"/>
-          <w:kern w:val="0"/>
-          <w14:ligatures w14:val="none"/>
-        </w:rPr>
-        <w:t xml:space="preserve">) to select multiple individual </w:t>
-      </w:r>
-      <w:proofErr w:type="spellStart"/>
-      <w:r>
-        <w:rPr>
-          <w:rFonts w:ascii="Arial" w:eastAsia="Times New Roman" w:hAnsi="Arial" w:cs="Arial"/>
-          <w:color w:val="000000"/>
-          <w:kern w:val="0"/>
-          <w14:ligatures w14:val="none"/>
-        </w:rPr>
-        <w:t>GameObjects</w:t>
-      </w:r>
-      <w:proofErr w:type="spellEnd"/>
-      <w:r>
-        <w:rPr>
-          <w:rFonts w:ascii="Arial" w:eastAsia="Times New Roman" w:hAnsi="Arial" w:cs="Arial"/>
-          <w:color w:val="000000"/>
-          <w:kern w:val="0"/>
-          <w14:ligatures w14:val="none"/>
-        </w:rPr>
-        <w:t xml:space="preserve"> or hold </w:t>
+      <w:r>
+        <w:rPr>
+          <w:rFonts w:ascii="Arial" w:eastAsia="Times New Roman" w:hAnsi="Arial" w:cs="Arial"/>
+          <w:color w:val="000000"/>
+          <w:kern w:val="0"/>
+          <w14:ligatures w14:val="none"/>
+        </w:rPr>
+        <w:t>) to select multiple individual GameObjects or hold </w:t>
       </w:r>
       <w:r>
         <w:rPr>
@@ -1468,27 +1175,7 @@
           <w:kern w:val="0"/>
           <w14:ligatures w14:val="none"/>
         </w:rPr>
-        <w:t xml:space="preserve"> to select a list of </w:t>
-      </w:r>
-      <w:proofErr w:type="spellStart"/>
-      <w:r>
-        <w:rPr>
-          <w:rFonts w:ascii="Arial" w:eastAsia="Times New Roman" w:hAnsi="Arial" w:cs="Arial"/>
-          <w:color w:val="000000"/>
-          <w:kern w:val="0"/>
-          <w14:ligatures w14:val="none"/>
-        </w:rPr>
-        <w:t>GameObjects</w:t>
-      </w:r>
-      <w:proofErr w:type="spellEnd"/>
-      <w:r>
-        <w:rPr>
-          <w:rFonts w:ascii="Arial" w:eastAsia="Times New Roman" w:hAnsi="Arial" w:cs="Arial"/>
-          <w:color w:val="000000"/>
-          <w:kern w:val="0"/>
-          <w14:ligatures w14:val="none"/>
-        </w:rPr>
-        <w:t>. Check out the video below for a demonstration of this.</w:t>
+        <w:t> to select a list of GameObjects. Check out the video below for a demonstration of this.</w:t>
       </w:r>
     </w:p>
     <w:p>
@@ -1708,27 +1395,7 @@
           <w:kern w:val="0"/>
           <w14:ligatures w14:val="none"/>
         </w:rPr>
-        <w:t xml:space="preserve">Use </w:t>
-      </w:r>
-      <w:proofErr w:type="spellStart"/>
-      <w:r>
-        <w:rPr>
-          <w:rFonts w:ascii="Arial" w:eastAsia="Times New Roman" w:hAnsi="Arial" w:cs="Arial"/>
-          <w:color w:val="000000"/>
-          <w:kern w:val="0"/>
-          <w14:ligatures w14:val="none"/>
-        </w:rPr>
-        <w:t>Rigidbody</w:t>
-      </w:r>
-      <w:proofErr w:type="spellEnd"/>
-      <w:r>
-        <w:rPr>
-          <w:rFonts w:ascii="Arial" w:eastAsia="Times New Roman" w:hAnsi="Arial" w:cs="Arial"/>
-          <w:color w:val="000000"/>
-          <w:kern w:val="0"/>
-          <w14:ligatures w14:val="none"/>
-        </w:rPr>
-        <w:t xml:space="preserve"> mass for balancing</w:t>
+        <w:t>Use Rigidbody mass for balancing</w:t>
       </w:r>
     </w:p>
     <w:p>
@@ -1778,7 +1445,6 @@
         </w:rPr>
         <w:t> property in the </w:t>
       </w:r>
-      <w:proofErr w:type="spellStart"/>
       <w:r>
         <w:rPr>
           <w:rFonts w:ascii="Arial" w:eastAsia="Times New Roman" w:hAnsi="Arial" w:cs="Arial"/>
@@ -1791,7 +1457,6 @@
         </w:rPr>
         <w:t>Rigidbody</w:t>
       </w:r>
-      <w:proofErr w:type="spellEnd"/>
       <w:r>
         <w:rPr>
           <w:rFonts w:ascii="Arial" w:eastAsia="Times New Roman" w:hAnsi="Arial" w:cs="Arial"/>
@@ -2136,47 +1801,7 @@
           <w:kern w:val="0"/>
           <w14:ligatures w14:val="none"/>
         </w:rPr>
-        <w:t xml:space="preserve">However, there are some situations where the mesh will not match the collider, such as with a cylinder. The cylinder primitive </w:t>
-      </w:r>
-      <w:proofErr w:type="gramStart"/>
-      <w:r>
-        <w:rPr>
-          <w:rFonts w:ascii="Arial" w:eastAsia="Times New Roman" w:hAnsi="Arial" w:cs="Arial"/>
-          <w:color w:val="000000"/>
-          <w:kern w:val="0"/>
-          <w14:ligatures w14:val="none"/>
-        </w:rPr>
-        <w:t>actually uses</w:t>
-      </w:r>
-      <w:proofErr w:type="gramEnd"/>
-      <w:r>
-        <w:rPr>
-          <w:rFonts w:ascii="Arial" w:eastAsia="Times New Roman" w:hAnsi="Arial" w:cs="Arial"/>
-          <w:color w:val="000000"/>
-          <w:kern w:val="0"/>
-          <w14:ligatures w14:val="none"/>
-        </w:rPr>
-        <w:t xml:space="preserve"> a capsule-shaped collider, which makes it difficult to use for building, since it doesn’t </w:t>
-      </w:r>
-      <w:proofErr w:type="gramStart"/>
-      <w:r>
-        <w:rPr>
-          <w:rFonts w:ascii="Arial" w:eastAsia="Times New Roman" w:hAnsi="Arial" w:cs="Arial"/>
-          <w:color w:val="000000"/>
-          <w:kern w:val="0"/>
-          <w14:ligatures w14:val="none"/>
-        </w:rPr>
-        <w:t>actually have</w:t>
-      </w:r>
-      <w:proofErr w:type="gramEnd"/>
-      <w:r>
-        <w:rPr>
-          <w:rFonts w:ascii="Arial" w:eastAsia="Times New Roman" w:hAnsi="Arial" w:cs="Arial"/>
-          <w:color w:val="000000"/>
-          <w:kern w:val="0"/>
-          <w14:ligatures w14:val="none"/>
-        </w:rPr>
-        <w:t xml:space="preserve"> any flat surfaces on the collider.</w:t>
+        <w:t>However, there are some situations where the mesh will not match the collider, such as with a cylinder. The cylinder primitive actually uses a capsule-shaped collider, which makes it difficult to use for building, since it doesn’t actually have any flat surfaces on the collider.</w:t>
       </w:r>
     </w:p>
     <w:p>
@@ -2722,54 +2347,6 @@
           <w:right w:val="single" w:sz="2" w:space="0" w:color="E6E6E6"/>
         </w:pBdr>
         <w:shd w:val="clear" w:color="auto" w:fill="FFFFFF"/>
-        <w:spacing w:before="100" w:beforeAutospacing="1" w:after="100" w:afterAutospacing="1" w:line="360" w:lineRule="atLeast"/>
-        <w:rPr>
-          <w:rFonts w:ascii="Arial" w:eastAsia="Times New Roman" w:hAnsi="Arial" w:cs="Arial"/>
-          <w:color w:val="000000"/>
-          <w:kern w:val="0"/>
-          <w14:ligatures w14:val="none"/>
-        </w:rPr>
-      </w:pPr>
-      <w:r>
-        <w:rPr>
-          <w:rFonts w:ascii="Arial" w:eastAsia="Times New Roman" w:hAnsi="Arial" w:cs="Arial"/>
-          <w:color w:val="000000"/>
-          <w:kern w:val="0"/>
-          <w14:ligatures w14:val="none"/>
-        </w:rPr>
-        <w:t>To swap out the default collider with a convex </w:t>
-      </w:r>
-      <w:r>
-        <w:rPr>
-          <w:rFonts w:ascii="Arial" w:eastAsia="Times New Roman" w:hAnsi="Arial" w:cs="Arial"/>
-          <w:b/>
-          <w:bCs/>
-          <w:color w:val="000000"/>
-          <w:kern w:val="0"/>
-          <w:bdr w:val="single" w:sz="2" w:space="0" w:color="E6E6E6" w:frame="1"/>
-          <w14:ligatures w14:val="none"/>
-        </w:rPr>
-        <w:t>Mesh Collider</w:t>
-      </w:r>
-      <w:r>
-        <w:rPr>
-          <w:rFonts w:ascii="Arial" w:eastAsia="Times New Roman" w:hAnsi="Arial" w:cs="Arial"/>
-          <w:color w:val="000000"/>
-          <w:kern w:val="0"/>
-          <w14:ligatures w14:val="none"/>
-        </w:rPr>
-        <w:t> component, watch the video below.</w:t>
-      </w:r>
-    </w:p>
-    <w:p>
-      <w:pPr>
-        <w:pBdr>
-          <w:top w:val="single" w:sz="2" w:space="0" w:color="E6E6E6"/>
-          <w:left w:val="single" w:sz="2" w:space="0" w:color="E6E6E6"/>
-          <w:bottom w:val="single" w:sz="2" w:space="0" w:color="E6E6E6"/>
-          <w:right w:val="single" w:sz="2" w:space="0" w:color="E6E6E6"/>
-        </w:pBdr>
-        <w:shd w:val="clear" w:color="auto" w:fill="FFFFFF"/>
         <w:spacing w:after="0" w:line="750" w:lineRule="atLeast"/>
         <w:outlineLvl w:val="1"/>
         <w:rPr>
@@ -2893,27 +2470,7 @@
           <w:kern w:val="0"/>
           <w14:ligatures w14:val="none"/>
         </w:rPr>
-        <w:t xml:space="preserve">You can either recreate one of the </w:t>
-      </w:r>
-      <w:proofErr w:type="gramStart"/>
-      <w:r>
-        <w:rPr>
-          <w:rFonts w:ascii="Arial" w:eastAsia="Times New Roman" w:hAnsi="Arial" w:cs="Arial"/>
-          <w:color w:val="000000"/>
-          <w:kern w:val="0"/>
-          <w14:ligatures w14:val="none"/>
-        </w:rPr>
-        <w:t>example</w:t>
-      </w:r>
-      <w:proofErr w:type="gramEnd"/>
-      <w:r>
-        <w:rPr>
-          <w:rFonts w:ascii="Arial" w:eastAsia="Times New Roman" w:hAnsi="Arial" w:cs="Arial"/>
-          <w:color w:val="000000"/>
-          <w:kern w:val="0"/>
-          <w14:ligatures w14:val="none"/>
-        </w:rPr>
-        <w:t xml:space="preserve"> structures above, find other inspiration, or use your imagination to design something unique.</w:t>
+        <w:t>You can either recreate one of the example structures above, find other inspiration, or use your imagination to design something unique.</w:t>
       </w:r>
     </w:p>
     <w:p>
@@ -3053,27 +2610,7 @@
           <w:kern w:val="0"/>
           <w14:ligatures w14:val="none"/>
         </w:rPr>
-        <w:t xml:space="preserve">Add a plane </w:t>
-      </w:r>
-      <w:proofErr w:type="spellStart"/>
-      <w:r>
-        <w:rPr>
-          <w:rFonts w:ascii="Arial" w:eastAsia="Times New Roman" w:hAnsi="Arial" w:cs="Arial"/>
-          <w:color w:val="000000"/>
-          <w:kern w:val="0"/>
-          <w14:ligatures w14:val="none"/>
-        </w:rPr>
-        <w:t>GameObject</w:t>
-      </w:r>
-      <w:proofErr w:type="spellEnd"/>
-      <w:r>
-        <w:rPr>
-          <w:rFonts w:ascii="Arial" w:eastAsia="Times New Roman" w:hAnsi="Arial" w:cs="Arial"/>
-          <w:color w:val="000000"/>
-          <w:kern w:val="0"/>
-          <w14:ligatures w14:val="none"/>
-        </w:rPr>
-        <w:t xml:space="preserve"> to serve as the foundation for your structure.</w:t>
+        <w:t>Add a plane GameObject to serve as the foundation for your structure.</w:t>
       </w:r>
     </w:p>
     <w:p>
@@ -3103,7 +2640,6 @@
           <w:bdr w:val="single" w:sz="2" w:space="0" w:color="E6E6E6" w:frame="1"/>
           <w14:ligatures w14:val="none"/>
         </w:rPr>
-        <w:lastRenderedPageBreak/>
         <w:t>4. </w:t>
       </w:r>
       <w:r>
@@ -3144,6 +2680,7 @@
           <w:kern w:val="0"/>
           <w14:ligatures w14:val="none"/>
         </w:rPr>
+        <w:lastRenderedPageBreak/>
         <w:t>Add various primitive shapes (like cubes, spheres, capsules, or cylinders) to assemble your structure.</w:t>
       </w:r>
     </w:p>
@@ -3216,7 +2753,6 @@
         </w:rPr>
         <w:t>Add a </w:t>
       </w:r>
-      <w:proofErr w:type="spellStart"/>
       <w:r>
         <w:rPr>
           <w:rFonts w:ascii="Arial" w:eastAsia="Times New Roman" w:hAnsi="Arial" w:cs="Arial"/>
@@ -3229,7 +2765,6 @@
         </w:rPr>
         <w:t>Rigidbody</w:t>
       </w:r>
-      <w:proofErr w:type="spellEnd"/>
       <w:r>
         <w:rPr>
           <w:rFonts w:ascii="Arial" w:eastAsia="Times New Roman" w:hAnsi="Arial" w:cs="Arial"/>
@@ -3450,7 +2985,6 @@
         </w:rPr>
         <w:t>All objects must have a </w:t>
       </w:r>
-      <w:proofErr w:type="spellStart"/>
       <w:r>
         <w:rPr>
           <w:rFonts w:ascii="Arial" w:eastAsia="Times New Roman" w:hAnsi="Arial" w:cs="Arial"/>
@@ -3463,7 +2997,6 @@
         </w:rPr>
         <w:t>Rigidbody</w:t>
       </w:r>
-      <w:proofErr w:type="spellEnd"/>
       <w:r>
         <w:rPr>
           <w:rFonts w:ascii="Arial" w:eastAsia="Times New Roman" w:hAnsi="Arial" w:cs="Arial"/>
@@ -3554,27 +3087,7 @@
           <w:kern w:val="0"/>
           <w14:ligatures w14:val="none"/>
         </w:rPr>
-        <w:t xml:space="preserve">It has a custom material applied to the </w:t>
-      </w:r>
-      <w:proofErr w:type="spellStart"/>
-      <w:r>
-        <w:rPr>
-          <w:rFonts w:ascii="Arial" w:eastAsia="Times New Roman" w:hAnsi="Arial" w:cs="Arial"/>
-          <w:color w:val="000000"/>
-          <w:kern w:val="0"/>
-          <w14:ligatures w14:val="none"/>
-        </w:rPr>
-        <w:t>GameObjects</w:t>
-      </w:r>
-      <w:proofErr w:type="spellEnd"/>
-      <w:r>
-        <w:rPr>
-          <w:rFonts w:ascii="Arial" w:eastAsia="Times New Roman" w:hAnsi="Arial" w:cs="Arial"/>
-          <w:color w:val="000000"/>
-          <w:kern w:val="0"/>
-          <w14:ligatures w14:val="none"/>
-        </w:rPr>
-        <w:t xml:space="preserve"> for a visually engaging aesthetic.</w:t>
+        <w:t>It has a custom material applied to the GameObjects for a visually engaging aesthetic.</w:t>
       </w:r>
     </w:p>
     <w:p>
